--- a/ParkingApplication/src/UML diagrama.docx
+++ b/ParkingApplication/src/UML diagrama.docx
@@ -269,6 +269,51 @@
         <w:t>Este sistema permite gestionar la asignación de plazas de forma automática y calcular el tiempo de estacionamiento.</w:t>
       </w:r>
     </w:p>
+    <w:p>
+      <w:pPr>
+        <w:rPr>
+          <w:b/>
+          <w:bCs/>
+          <w:u w:val="single"/>
+        </w:rPr>
+      </w:pPr>
+      <w:r>
+        <w:rPr>
+          <w:b/>
+          <w:bCs/>
+          <w:u w:val="single"/>
+        </w:rPr>
+        <w:lastRenderedPageBreak/>
+        <w:t>Explicación del código</w:t>
+      </w:r>
+    </w:p>
+    <w:p>
+      <w:pPr>
+        <w:rPr>
+          <w:lang w:val="en-US"/>
+        </w:rPr>
+      </w:pPr>
+    </w:p>
+    <w:p>
+      <w:r>
+        <w:t>Cód</w:t>
+      </w:r>
+      <w:r>
+        <w:t>igo en GitHub</w:t>
+      </w:r>
+      <w:r>
+        <w:t xml:space="preserve">: </w:t>
+      </w:r>
+      <w:hyperlink r:id="rId8" w:history="1">
+        <w:r>
+          <w:rPr>
+            <w:rStyle w:val="Hipervnculo"/>
+          </w:rPr>
+          <w:t>https://github.com/OMurM/M3-Monlau-Parking</w:t>
+        </w:r>
+      </w:hyperlink>
+    </w:p>
+    <w:p/>
     <w:p>
       <w:pPr>
         <w:rPr>
@@ -1570,6 +1615,29 @@
     <w:uiPriority w:val="99"/>
     <w:rsid w:val="002D7511"/>
   </w:style>
+  <w:style w:type="character" w:styleId="Hipervnculo">
+    <w:name w:val="Hyperlink"/>
+    <w:basedOn w:val="Fuentedeprrafopredeter"/>
+    <w:uiPriority w:val="99"/>
+    <w:unhideWhenUsed/>
+    <w:rsid w:val="006A7CD2"/>
+    <w:rPr>
+      <w:color w:val="467886" w:themeColor="hyperlink"/>
+      <w:u w:val="single"/>
+    </w:rPr>
+  </w:style>
+  <w:style w:type="character" w:styleId="Mencinsinresolver">
+    <w:name w:val="Unresolved Mention"/>
+    <w:basedOn w:val="Fuentedeprrafopredeter"/>
+    <w:uiPriority w:val="99"/>
+    <w:semiHidden/>
+    <w:unhideWhenUsed/>
+    <w:rsid w:val="006A7CD2"/>
+    <w:rPr>
+      <w:color w:val="605E5C"/>
+      <w:shd w:val="clear" w:color="auto" w:fill="E1DFDD"/>
+    </w:rPr>
+  </w:style>
 </w:styles>
 </file>
 
